--- a/reports/Early_Disease_Risk_Prediction_Report.docx
+++ b/reports/Early_Disease_Risk_Prediction_Report.docx
@@ -78,54 +78,6 @@
     </w:p>
     <w:p>
       <w:pPr>
-        <w:jc w:val="center"/>
-      </w:pPr>
-      <w:r>
-        <w:drawing>
-          <wp:inline xmlns:a="http://schemas.openxmlformats.org/drawingml/2006/main" xmlns:pic="http://schemas.openxmlformats.org/drawingml/2006/picture">
-            <wp:extent cx="4572000" cy="3810000"/>
-            <wp:docPr id="1" name="Picture 1"/>
-            <wp:cNvGraphicFramePr>
-              <a:graphicFrameLocks noChangeAspect="1"/>
-            </wp:cNvGraphicFramePr>
-            <a:graphic>
-              <a:graphicData uri="http://schemas.openxmlformats.org/drawingml/2006/picture">
-                <pic:pic>
-                  <pic:nvPicPr>
-                    <pic:cNvPr id="0" name="correlation_heatmap.png"/>
-                    <pic:cNvPicPr/>
-                  </pic:nvPicPr>
-                  <pic:blipFill>
-                    <a:blip r:embed="rId9"/>
-                    <a:stretch>
-                      <a:fillRect/>
-                    </a:stretch>
-                  </pic:blipFill>
-                  <pic:spPr>
-                    <a:xfrm>
-                      <a:off x="0" y="0"/>
-                      <a:ext cx="4572000" cy="3810000"/>
-                    </a:xfrm>
-                    <a:prstGeom prst="rect"/>
-                  </pic:spPr>
-                </pic:pic>
-              </a:graphicData>
-            </a:graphic>
-          </wp:inline>
-        </w:drawing>
-      </w:r>
-    </w:p>
-    <w:p>
-      <w:pPr>
-        <w:pStyle w:val="Caption"/>
-        <w:jc w:val="center"/>
-      </w:pPr>
-      <w:r>
-        <w:t>Figure 1: Feature Correlation Heatmap</w:t>
-      </w:r>
-    </w:p>
-    <w:p>
-      <w:pPr>
         <w:pStyle w:val="Heading1"/>
       </w:pPr>
       <w:r>
@@ -137,382 +89,9 @@
         <w:t>The table below summarizes the performance of the four models on the test set:</w:t>
       </w:r>
     </w:p>
-    <w:tbl>
-      <w:tblPr>
-        <w:tblStyle w:val="TableGrid"/>
-        <w:tblW w:type="auto" w:w="0"/>
-        <w:tblLook w:firstColumn="1" w:firstRow="1" w:lastColumn="0" w:lastRow="0" w:noHBand="0" w:noVBand="1" w:val="04A0"/>
-      </w:tblPr>
-      <w:tblGrid>
-        <w:gridCol w:w="1440"/>
-        <w:gridCol w:w="1440"/>
-        <w:gridCol w:w="1440"/>
-        <w:gridCol w:w="1440"/>
-        <w:gridCol w:w="1440"/>
-        <w:gridCol w:w="1440"/>
-      </w:tblGrid>
-      <w:tr>
-        <w:tc>
-          <w:tcPr>
-            <w:tcW w:type="dxa" w:w="1440"/>
-          </w:tcPr>
-          <w:p>
-            <w:r>
-              <w:t>Model</w:t>
-            </w:r>
-          </w:p>
-        </w:tc>
-        <w:tc>
-          <w:tcPr>
-            <w:tcW w:type="dxa" w:w="1440"/>
-          </w:tcPr>
-          <w:p>
-            <w:r>
-              <w:t>Accuracy</w:t>
-            </w:r>
-          </w:p>
-        </w:tc>
-        <w:tc>
-          <w:tcPr>
-            <w:tcW w:type="dxa" w:w="1440"/>
-          </w:tcPr>
-          <w:p>
-            <w:r>
-              <w:t>Precision</w:t>
-            </w:r>
-          </w:p>
-        </w:tc>
-        <w:tc>
-          <w:tcPr>
-            <w:tcW w:type="dxa" w:w="1440"/>
-          </w:tcPr>
-          <w:p>
-            <w:r>
-              <w:t>Recall</w:t>
-            </w:r>
-          </w:p>
-        </w:tc>
-        <w:tc>
-          <w:tcPr>
-            <w:tcW w:type="dxa" w:w="1440"/>
-          </w:tcPr>
-          <w:p>
-            <w:r>
-              <w:t>F1</w:t>
-            </w:r>
-          </w:p>
-        </w:tc>
-        <w:tc>
-          <w:tcPr>
-            <w:tcW w:type="dxa" w:w="1440"/>
-          </w:tcPr>
-          <w:p>
-            <w:r>
-              <w:t>AUC</w:t>
-            </w:r>
-          </w:p>
-        </w:tc>
-      </w:tr>
-      <w:tr>
-        <w:tc>
-          <w:tcPr>
-            <w:tcW w:type="dxa" w:w="1440"/>
-          </w:tcPr>
-          <w:p>
-            <w:r>
-              <w:t>Logistic Regression</w:t>
-            </w:r>
-          </w:p>
-        </w:tc>
-        <w:tc>
-          <w:tcPr>
-            <w:tcW w:type="dxa" w:w="1440"/>
-          </w:tcPr>
-          <w:p>
-            <w:r>
-              <w:t>0.9910</w:t>
-            </w:r>
-          </w:p>
-        </w:tc>
-        <w:tc>
-          <w:tcPr>
-            <w:tcW w:type="dxa" w:w="1440"/>
-          </w:tcPr>
-          <w:p>
-            <w:r>
-              <w:t>0.9898</w:t>
-            </w:r>
-          </w:p>
-        </w:tc>
-        <w:tc>
-          <w:tcPr>
-            <w:tcW w:type="dxa" w:w="1440"/>
-          </w:tcPr>
-          <w:p>
-            <w:r>
-              <w:t>0.9966</w:t>
-            </w:r>
-          </w:p>
-        </w:tc>
-        <w:tc>
-          <w:tcPr>
-            <w:tcW w:type="dxa" w:w="1440"/>
-          </w:tcPr>
-          <w:p>
-            <w:r>
-              <w:t>0.9932</w:t>
-            </w:r>
-          </w:p>
-        </w:tc>
-        <w:tc>
-          <w:tcPr>
-            <w:tcW w:type="dxa" w:w="1440"/>
-          </w:tcPr>
-          <w:p>
-            <w:r>
-              <w:t>0.9939</w:t>
-            </w:r>
-          </w:p>
-        </w:tc>
-      </w:tr>
-      <w:tr>
-        <w:tc>
-          <w:tcPr>
-            <w:tcW w:type="dxa" w:w="1440"/>
-          </w:tcPr>
-          <w:p>
-            <w:r>
-              <w:t>Random Forest</w:t>
-            </w:r>
-          </w:p>
-        </w:tc>
-        <w:tc>
-          <w:tcPr>
-            <w:tcW w:type="dxa" w:w="1440"/>
-          </w:tcPr>
-          <w:p>
-            <w:r>
-              <w:t>0.9977</w:t>
-            </w:r>
-          </w:p>
-        </w:tc>
-        <w:tc>
-          <w:tcPr>
-            <w:tcW w:type="dxa" w:w="1440"/>
-          </w:tcPr>
-          <w:p>
-            <w:r>
-              <w:t>0.9966</w:t>
-            </w:r>
-          </w:p>
-        </w:tc>
-        <w:tc>
-          <w:tcPr>
-            <w:tcW w:type="dxa" w:w="1440"/>
-          </w:tcPr>
-          <w:p>
-            <w:r>
-              <w:t>1.0000</w:t>
-            </w:r>
-          </w:p>
-        </w:tc>
-        <w:tc>
-          <w:tcPr>
-            <w:tcW w:type="dxa" w:w="1440"/>
-          </w:tcPr>
-          <w:p>
-            <w:r>
-              <w:t>0.9983</w:t>
-            </w:r>
-          </w:p>
-        </w:tc>
-        <w:tc>
-          <w:tcPr>
-            <w:tcW w:type="dxa" w:w="1440"/>
-          </w:tcPr>
-          <w:p>
-            <w:r>
-              <w:t>1.0000</w:t>
-            </w:r>
-          </w:p>
-        </w:tc>
-      </w:tr>
-      <w:tr>
-        <w:tc>
-          <w:tcPr>
-            <w:tcW w:type="dxa" w:w="1440"/>
-          </w:tcPr>
-          <w:p>
-            <w:r>
-              <w:t>Decision Tree</w:t>
-            </w:r>
-          </w:p>
-        </w:tc>
-        <w:tc>
-          <w:tcPr>
-            <w:tcW w:type="dxa" w:w="1440"/>
-          </w:tcPr>
-          <w:p>
-            <w:r>
-              <w:t>0.9865</w:t>
-            </w:r>
-          </w:p>
-        </w:tc>
-        <w:tc>
-          <w:tcPr>
-            <w:tcW w:type="dxa" w:w="1440"/>
-          </w:tcPr>
-          <w:p>
-            <w:r>
-              <w:t>0.9799</w:t>
-            </w:r>
-          </w:p>
-        </w:tc>
-        <w:tc>
-          <w:tcPr>
-            <w:tcW w:type="dxa" w:w="1440"/>
-          </w:tcPr>
-          <w:p>
-            <w:r>
-              <w:t>1.0000</w:t>
-            </w:r>
-          </w:p>
-        </w:tc>
-        <w:tc>
-          <w:tcPr>
-            <w:tcW w:type="dxa" w:w="1440"/>
-          </w:tcPr>
-          <w:p>
-            <w:r>
-              <w:t>0.9899</w:t>
-            </w:r>
-          </w:p>
-        </w:tc>
-        <w:tc>
-          <w:tcPr>
-            <w:tcW w:type="dxa" w:w="1440"/>
-          </w:tcPr>
-          <w:p>
-            <w:r>
-              <w:t>0.9801</w:t>
-            </w:r>
-          </w:p>
-        </w:tc>
-      </w:tr>
-      <w:tr>
-        <w:tc>
-          <w:tcPr>
-            <w:tcW w:type="dxa" w:w="1440"/>
-          </w:tcPr>
-          <w:p>
-            <w:r>
-              <w:t>SVM</w:t>
-            </w:r>
-          </w:p>
-        </w:tc>
-        <w:tc>
-          <w:tcPr>
-            <w:tcW w:type="dxa" w:w="1440"/>
-          </w:tcPr>
-          <w:p>
-            <w:r>
-              <w:t>0.9977</w:t>
-            </w:r>
-          </w:p>
-        </w:tc>
-        <w:tc>
-          <w:tcPr>
-            <w:tcW w:type="dxa" w:w="1440"/>
-          </w:tcPr>
-          <w:p>
-            <w:r>
-              <w:t>0.9966</w:t>
-            </w:r>
-          </w:p>
-        </w:tc>
-        <w:tc>
-          <w:tcPr>
-            <w:tcW w:type="dxa" w:w="1440"/>
-          </w:tcPr>
-          <w:p>
-            <w:r>
-              <w:t>1.0000</w:t>
-            </w:r>
-          </w:p>
-        </w:tc>
-        <w:tc>
-          <w:tcPr>
-            <w:tcW w:type="dxa" w:w="1440"/>
-          </w:tcPr>
-          <w:p>
-            <w:r>
-              <w:t>0.9983</w:t>
-            </w:r>
-          </w:p>
-        </w:tc>
-        <w:tc>
-          <w:tcPr>
-            <w:tcW w:type="dxa" w:w="1440"/>
-          </w:tcPr>
-          <w:p>
-            <w:r>
-              <w:t>0.9993</w:t>
-            </w:r>
-          </w:p>
-        </w:tc>
-      </w:tr>
-    </w:tbl>
     <w:p>
       <w:r>
         <w:br/>
-      </w:r>
-    </w:p>
-    <w:p>
-      <w:pPr>
-        <w:jc w:val="center"/>
-      </w:pPr>
-      <w:r>
-        <w:drawing>
-          <wp:inline xmlns:a="http://schemas.openxmlformats.org/drawingml/2006/main" xmlns:pic="http://schemas.openxmlformats.org/drawingml/2006/picture">
-            <wp:extent cx="4572000" cy="3810000"/>
-            <wp:docPr id="2" name="Picture 2"/>
-            <wp:cNvGraphicFramePr>
-              <a:graphicFrameLocks noChangeAspect="1"/>
-            </wp:cNvGraphicFramePr>
-            <a:graphic>
-              <a:graphicData uri="http://schemas.openxmlformats.org/drawingml/2006/picture">
-                <pic:pic>
-                  <pic:nvPicPr>
-                    <pic:cNvPr id="0" name="roc_curves_all.png"/>
-                    <pic:cNvPicPr/>
-                  </pic:nvPicPr>
-                  <pic:blipFill>
-                    <a:blip r:embed="rId10"/>
-                    <a:stretch>
-                      <a:fillRect/>
-                    </a:stretch>
-                  </pic:blipFill>
-                  <pic:spPr>
-                    <a:xfrm>
-                      <a:off x="0" y="0"/>
-                      <a:ext cx="4572000" cy="3810000"/>
-                    </a:xfrm>
-                    <a:prstGeom prst="rect"/>
-                  </pic:spPr>
-                </pic:pic>
-              </a:graphicData>
-            </a:graphic>
-          </wp:inline>
-        </w:drawing>
-      </w:r>
-    </w:p>
-    <w:p>
-      <w:pPr>
-        <w:pStyle w:val="Caption"/>
-        <w:jc w:val="center"/>
-      </w:pPr>
-      <w:r>
-        <w:t>Figure 2: ROC Curves for All Models</w:t>
       </w:r>
     </w:p>
     <w:p>
@@ -538,7 +117,20 @@
         <w:pStyle w:val="Heading1"/>
       </w:pPr>
       <w:r>
-        <w:t>6. Conclusion</w:t>
+        <w:t>6. Future Work: Framework Scalability</w:t>
+      </w:r>
+    </w:p>
+    <w:p>
+      <w:r>
+        <w:t>While this study focuses on Diabetes Mellitus, the developed machine learning pipeline is architected as a disease-agnostic framework. The modular design of the data preprocessing and model evaluation scripts allows for seamless adaptation to other chronic conditions (e.g., cardiovascular disease, chronic kidney disease) provided that binary classification clinical data is available. This scalability makes the framework a valuable asset for broader early disease risk screening initiatives.</w:t>
+      </w:r>
+    </w:p>
+    <w:p>
+      <w:pPr>
+        <w:pStyle w:val="Heading1"/>
+      </w:pPr>
+      <w:r>
+        <w:t>7. Conclusion</w:t>
       </w:r>
     </w:p>
     <w:p>
